--- a/Level 3 Semester 1(5th Semester)/CIT 312 - Microprocessors and Assembly Languagle Sessional/Final Viva question/Cryptography.docx
+++ b/Level 3 Semester 1(5th Semester)/CIT 312 - Microprocessors and Assembly Languagle Sessional/Final Viva question/Cryptography.docx
@@ -1,6 +1,6 @@
 
 <file path=word/document.xml><?xml version="1.0" encoding="utf-8"?>
-<w:document xmlns:wpc="http://schemas.microsoft.com/office/word/2010/wordprocessingCanvas" xmlns:cx="http://schemas.microsoft.com/office/drawing/2014/chartex" xmlns:cx1="http://schemas.microsoft.com/office/drawing/2015/9/8/chartex" xmlns:cx2="http://schemas.microsoft.com/office/drawing/2015/10/21/chartex" xmlns:cx3="http://schemas.microsoft.com/office/drawing/2016/5/9/chartex" xmlns:cx4="http://schemas.microsoft.com/office/drawing/2016/5/10/chartex" xmlns:cx5="http://schemas.microsoft.com/office/drawing/2016/5/11/chartex" xmlns:cx6="http://schemas.microsoft.com/office/drawing/2016/5/12/chartex" xmlns:cx7="http://schemas.microsoft.com/office/drawing/2016/5/13/chartex" xmlns:cx8="http://schemas.microsoft.com/office/drawing/2016/5/14/chartex" xmlns:mc="http://schemas.openxmlformats.org/markup-compatibility/2006" xmlns:aink="http://schemas.microsoft.com/office/drawing/2016/ink" xmlns:am3d="http://schemas.microsoft.com/office/drawing/2017/model3d" xmlns:o="urn:schemas-microsoft-com:office:office" xmlns:r="http://schemas.openxmlformats.org/officeDocument/2006/relationships" xmlns:m="http://schemas.openxmlformats.org/officeDocument/2006/math" xmlns:v="urn:schemas-microsoft-com:vml" xmlns:wp14="http://schemas.microsoft.com/office/word/2010/wordprocessingDrawing" xmlns:wp="http://schemas.openxmlformats.org/drawingml/2006/wordprocessingDrawing" xmlns:w10="urn:schemas-microsoft-com:office:word" xmlns:w="http://schemas.openxmlformats.org/wordprocessingml/2006/main" xmlns:w14="http://schemas.microsoft.com/office/word/2010/wordml" xmlns:w15="http://schemas.microsoft.com/office/word/2012/wordml" xmlns:w16cex="http://schemas.microsoft.com/office/word/2018/wordml/cex" xmlns:w16cid="http://schemas.microsoft.com/office/word/2016/wordml/cid" xmlns:w16="http://schemas.microsoft.com/office/word/2018/wordml" xmlns:w16sdtdh="http://schemas.microsoft.com/office/word/2020/wordml/sdtdatahash" xmlns:w16se="http://schemas.microsoft.com/office/word/2015/wordml/symex" xmlns:wpg="http://schemas.microsoft.com/office/word/2010/wordprocessingGroup" xmlns:wpi="http://schemas.microsoft.com/office/word/2010/wordprocessingInk" xmlns:wne="http://schemas.microsoft.com/office/word/2006/wordml" xmlns:wps="http://schemas.microsoft.com/office/word/2010/wordprocessingShape" mc:Ignorable="w14 w15 w16se w16cid w16 w16cex w16sdtdh wp14">
+<w:document xmlns:wpc="http://schemas.microsoft.com/office/word/2010/wordprocessingCanvas" xmlns:cx="http://schemas.microsoft.com/office/drawing/2014/chartex" xmlns:cx1="http://schemas.microsoft.com/office/drawing/2015/9/8/chartex" xmlns:cx2="http://schemas.microsoft.com/office/drawing/2015/10/21/chartex" xmlns:cx3="http://schemas.microsoft.com/office/drawing/2016/5/9/chartex" xmlns:cx4="http://schemas.microsoft.com/office/drawing/2016/5/10/chartex" xmlns:cx5="http://schemas.microsoft.com/office/drawing/2016/5/11/chartex" xmlns:cx6="http://schemas.microsoft.com/office/drawing/2016/5/12/chartex" xmlns:cx7="http://schemas.microsoft.com/office/drawing/2016/5/13/chartex" xmlns:cx8="http://schemas.microsoft.com/office/drawing/2016/5/14/chartex" xmlns:mc="http://schemas.openxmlformats.org/markup-compatibility/2006" xmlns:aink="http://schemas.microsoft.com/office/drawing/2016/ink" xmlns:am3d="http://schemas.microsoft.com/office/drawing/2017/model3d" xmlns:o="urn:schemas-microsoft-com:office:office" xmlns:oel="http://schemas.microsoft.com/office/2019/extlst" xmlns:r="http://schemas.openxmlformats.org/officeDocument/2006/relationships" xmlns:m="http://schemas.openxmlformats.org/officeDocument/2006/math" xmlns:v="urn:schemas-microsoft-com:vml" xmlns:wp14="http://schemas.microsoft.com/office/word/2010/wordprocessingDrawing" xmlns:wp="http://schemas.openxmlformats.org/drawingml/2006/wordprocessingDrawing" xmlns:w10="urn:schemas-microsoft-com:office:word" xmlns:w="http://schemas.openxmlformats.org/wordprocessingml/2006/main" xmlns:w14="http://schemas.microsoft.com/office/word/2010/wordml" xmlns:w15="http://schemas.microsoft.com/office/word/2012/wordml" xmlns:w16cex="http://schemas.microsoft.com/office/word/2018/wordml/cex" xmlns:w16cid="http://schemas.microsoft.com/office/word/2016/wordml/cid" xmlns:w16="http://schemas.microsoft.com/office/word/2018/wordml" xmlns:w16du="http://schemas.microsoft.com/office/word/2023/wordml/word16du" xmlns:w16sdtdh="http://schemas.microsoft.com/office/word/2020/wordml/sdtdatahash" xmlns:w16sdtfl="http://schemas.microsoft.com/office/word/2024/wordml/sdtformatlock" xmlns:w16se="http://schemas.microsoft.com/office/word/2015/wordml/symex" xmlns:wpg="http://schemas.microsoft.com/office/word/2010/wordprocessingGroup" xmlns:wpi="http://schemas.microsoft.com/office/word/2010/wordprocessingInk" xmlns:wne="http://schemas.microsoft.com/office/word/2006/wordml" xmlns:wps="http://schemas.microsoft.com/office/word/2010/wordprocessingShape" mc:Ignorable="w14 w15 w16se w16cid w16 w16cex w16sdtdh w16sdtfl w16du wp14">
   <w:body>
     <w:p>
       <w:pPr>
@@ -82,6 +82,7 @@
           <w:rFonts w:ascii="Times New Roman" w:eastAsia="Times New Roman" w:hAnsi="Times New Roman" w:cs="Times New Roman"/>
           <w:sz w:val="24"/>
           <w:szCs w:val="24"/>
+          <w:highlight w:val="yellow"/>
         </w:rPr>
       </w:pPr>
       <w:r>
@@ -101,7 +102,33 @@
           <w:szCs w:val="24"/>
         </w:rPr>
         <w:br/>
-        <w:t>Plaintext is the original readable message, while ciphertext is the encrypted unreadable output.</w:t>
+        <w:t xml:space="preserve">Plaintext is the </w:t>
+      </w:r>
+      <w:r>
+        <w:rPr>
+          <w:rFonts w:ascii="Times New Roman" w:eastAsia="Times New Roman" w:hAnsi="Times New Roman" w:cs="Times New Roman"/>
+          <w:sz w:val="24"/>
+          <w:szCs w:val="24"/>
+          <w:highlight w:val="yellow"/>
+        </w:rPr>
+        <w:t>original</w:t>
+      </w:r>
+      <w:r>
+        <w:rPr>
+          <w:rFonts w:ascii="Times New Roman" w:eastAsia="Times New Roman" w:hAnsi="Times New Roman" w:cs="Times New Roman"/>
+          <w:sz w:val="24"/>
+          <w:szCs w:val="24"/>
+        </w:rPr>
+        <w:t xml:space="preserve"> readable message, while ciphertext is the </w:t>
+      </w:r>
+      <w:r>
+        <w:rPr>
+          <w:rFonts w:ascii="Times New Roman" w:eastAsia="Times New Roman" w:hAnsi="Times New Roman" w:cs="Times New Roman"/>
+          <w:sz w:val="24"/>
+          <w:szCs w:val="24"/>
+          <w:highlight w:val="yellow"/>
+        </w:rPr>
+        <w:t>encrypted unreadable output.</w:t>
       </w:r>
     </w:p>
     <w:p>
@@ -5451,25 +5478,7 @@
           <w:szCs w:val="24"/>
         </w:rPr>
         <w:br/>
-        <w:t xml:space="preserve">It removes heavy computation required in </w:t>
-      </w:r>
-      <w:proofErr w:type="spellStart"/>
-      <w:r>
-        <w:rPr>
-          <w:rFonts w:ascii="Times New Roman" w:eastAsia="Times New Roman" w:hAnsi="Times New Roman" w:cs="Times New Roman"/>
-          <w:sz w:val="24"/>
-          <w:szCs w:val="24"/>
-        </w:rPr>
-        <w:t>PoW</w:t>
-      </w:r>
-      <w:proofErr w:type="spellEnd"/>
-      <w:r>
-        <w:rPr>
-          <w:rFonts w:ascii="Times New Roman" w:eastAsia="Times New Roman" w:hAnsi="Times New Roman" w:cs="Times New Roman"/>
-          <w:sz w:val="24"/>
-          <w:szCs w:val="24"/>
-        </w:rPr>
-        <w:t>.</w:t>
+        <w:t>It removes heavy computation required in PoW.</w:t>
       </w:r>
     </w:p>
     <w:p>
@@ -7025,7 +7034,7 @@
 </file>
 
 <file path=word/numbering.xml><?xml version="1.0" encoding="utf-8"?>
-<w:numbering xmlns:wpc="http://schemas.microsoft.com/office/word/2010/wordprocessingCanvas" xmlns:cx="http://schemas.microsoft.com/office/drawing/2014/chartex" xmlns:cx1="http://schemas.microsoft.com/office/drawing/2015/9/8/chartex" xmlns:cx2="http://schemas.microsoft.com/office/drawing/2015/10/21/chartex" xmlns:cx3="http://schemas.microsoft.com/office/drawing/2016/5/9/chartex" xmlns:cx4="http://schemas.microsoft.com/office/drawing/2016/5/10/chartex" xmlns:cx5="http://schemas.microsoft.com/office/drawing/2016/5/11/chartex" xmlns:cx6="http://schemas.microsoft.com/office/drawing/2016/5/12/chartex" xmlns:cx7="http://schemas.microsoft.com/office/drawing/2016/5/13/chartex" xmlns:cx8="http://schemas.microsoft.com/office/drawing/2016/5/14/chartex" xmlns:mc="http://schemas.openxmlformats.org/markup-compatibility/2006" xmlns:aink="http://schemas.microsoft.com/office/drawing/2016/ink" xmlns:am3d="http://schemas.microsoft.com/office/drawing/2017/model3d" xmlns:o="urn:schemas-microsoft-com:office:office" xmlns:r="http://schemas.openxmlformats.org/officeDocument/2006/relationships" xmlns:m="http://schemas.openxmlformats.org/officeDocument/2006/math" xmlns:v="urn:schemas-microsoft-com:vml" xmlns:wp14="http://schemas.microsoft.com/office/word/2010/wordprocessingDrawing" xmlns:wp="http://schemas.openxmlformats.org/drawingml/2006/wordprocessingDrawing" xmlns:w10="urn:schemas-microsoft-com:office:word" xmlns:w="http://schemas.openxmlformats.org/wordprocessingml/2006/main" xmlns:w14="http://schemas.microsoft.com/office/word/2010/wordml" xmlns:w15="http://schemas.microsoft.com/office/word/2012/wordml" xmlns:w16cex="http://schemas.microsoft.com/office/word/2018/wordml/cex" xmlns:w16cid="http://schemas.microsoft.com/office/word/2016/wordml/cid" xmlns:w16="http://schemas.microsoft.com/office/word/2018/wordml" xmlns:w16sdtdh="http://schemas.microsoft.com/office/word/2020/wordml/sdtdatahash" xmlns:w16se="http://schemas.microsoft.com/office/word/2015/wordml/symex" xmlns:wpg="http://schemas.microsoft.com/office/word/2010/wordprocessingGroup" xmlns:wpi="http://schemas.microsoft.com/office/word/2010/wordprocessingInk" xmlns:wne="http://schemas.microsoft.com/office/word/2006/wordml" xmlns:wps="http://schemas.microsoft.com/office/word/2010/wordprocessingShape" mc:Ignorable="w14 w15 w16se w16cid w16 w16cex w16sdtdh wp14">
+<w:numbering xmlns:wpc="http://schemas.microsoft.com/office/word/2010/wordprocessingCanvas" xmlns:cx="http://schemas.microsoft.com/office/drawing/2014/chartex" xmlns:cx1="http://schemas.microsoft.com/office/drawing/2015/9/8/chartex" xmlns:cx2="http://schemas.microsoft.com/office/drawing/2015/10/21/chartex" xmlns:cx3="http://schemas.microsoft.com/office/drawing/2016/5/9/chartex" xmlns:cx4="http://schemas.microsoft.com/office/drawing/2016/5/10/chartex" xmlns:cx5="http://schemas.microsoft.com/office/drawing/2016/5/11/chartex" xmlns:cx6="http://schemas.microsoft.com/office/drawing/2016/5/12/chartex" xmlns:cx7="http://schemas.microsoft.com/office/drawing/2016/5/13/chartex" xmlns:cx8="http://schemas.microsoft.com/office/drawing/2016/5/14/chartex" xmlns:mc="http://schemas.openxmlformats.org/markup-compatibility/2006" xmlns:aink="http://schemas.microsoft.com/office/drawing/2016/ink" xmlns:am3d="http://schemas.microsoft.com/office/drawing/2017/model3d" xmlns:o="urn:schemas-microsoft-com:office:office" xmlns:oel="http://schemas.microsoft.com/office/2019/extlst" xmlns:r="http://schemas.openxmlformats.org/officeDocument/2006/relationships" xmlns:m="http://schemas.openxmlformats.org/officeDocument/2006/math" xmlns:v="urn:schemas-microsoft-com:vml" xmlns:wp14="http://schemas.microsoft.com/office/word/2010/wordprocessingDrawing" xmlns:wp="http://schemas.openxmlformats.org/drawingml/2006/wordprocessingDrawing" xmlns:w10="urn:schemas-microsoft-com:office:word" xmlns:w="http://schemas.openxmlformats.org/wordprocessingml/2006/main" xmlns:w14="http://schemas.microsoft.com/office/word/2010/wordml" xmlns:w15="http://schemas.microsoft.com/office/word/2012/wordml" xmlns:w16cex="http://schemas.microsoft.com/office/word/2018/wordml/cex" xmlns:w16cid="http://schemas.microsoft.com/office/word/2016/wordml/cid" xmlns:w16="http://schemas.microsoft.com/office/word/2018/wordml" xmlns:w16du="http://schemas.microsoft.com/office/word/2023/wordml/word16du" xmlns:w16sdtdh="http://schemas.microsoft.com/office/word/2020/wordml/sdtdatahash" xmlns:w16sdtfl="http://schemas.microsoft.com/office/word/2024/wordml/sdtformatlock" xmlns:w16se="http://schemas.microsoft.com/office/word/2015/wordml/symex" xmlns:wpg="http://schemas.microsoft.com/office/word/2010/wordprocessingGroup" xmlns:wpi="http://schemas.microsoft.com/office/word/2010/wordprocessingInk" xmlns:wne="http://schemas.microsoft.com/office/word/2006/wordml" xmlns:wps="http://schemas.microsoft.com/office/word/2010/wordprocessingShape" mc:Ignorable="w14 w15 w16se w16cid w16 w16cex w16sdtdh w16sdtfl w16du wp14">
   <w:abstractNum w:abstractNumId="0" w15:restartNumberingAfterBreak="0">
     <w:nsid w:val="00A56B46"/>
     <w:multiLevelType w:val="multilevel"/>
@@ -11892,142 +11901,142 @@
       </w:pPr>
     </w:lvl>
   </w:abstractNum>
-  <w:num w:numId="1">
+  <w:num w:numId="1" w16cid:durableId="1357119854">
     <w:abstractNumId w:val="24"/>
   </w:num>
-  <w:num w:numId="2">
+  <w:num w:numId="2" w16cid:durableId="845099358">
     <w:abstractNumId w:val="10"/>
   </w:num>
-  <w:num w:numId="3">
+  <w:num w:numId="3" w16cid:durableId="725682596">
     <w:abstractNumId w:val="26"/>
   </w:num>
-  <w:num w:numId="4">
+  <w:num w:numId="4" w16cid:durableId="169416010">
     <w:abstractNumId w:val="30"/>
   </w:num>
-  <w:num w:numId="5">
+  <w:num w:numId="5" w16cid:durableId="179055526">
     <w:abstractNumId w:val="44"/>
   </w:num>
-  <w:num w:numId="6">
+  <w:num w:numId="6" w16cid:durableId="445395908">
     <w:abstractNumId w:val="1"/>
   </w:num>
-  <w:num w:numId="7">
+  <w:num w:numId="7" w16cid:durableId="1277523134">
     <w:abstractNumId w:val="21"/>
   </w:num>
-  <w:num w:numId="8">
+  <w:num w:numId="8" w16cid:durableId="213738454">
     <w:abstractNumId w:val="39"/>
   </w:num>
-  <w:num w:numId="9">
+  <w:num w:numId="9" w16cid:durableId="342710098">
     <w:abstractNumId w:val="20"/>
   </w:num>
-  <w:num w:numId="10">
+  <w:num w:numId="10" w16cid:durableId="1256550705">
     <w:abstractNumId w:val="25"/>
   </w:num>
-  <w:num w:numId="11">
+  <w:num w:numId="11" w16cid:durableId="1726491465">
     <w:abstractNumId w:val="3"/>
   </w:num>
-  <w:num w:numId="12">
+  <w:num w:numId="12" w16cid:durableId="312299727">
     <w:abstractNumId w:val="14"/>
   </w:num>
-  <w:num w:numId="13">
+  <w:num w:numId="13" w16cid:durableId="2131237739">
     <w:abstractNumId w:val="0"/>
   </w:num>
-  <w:num w:numId="14">
+  <w:num w:numId="14" w16cid:durableId="1011376776">
     <w:abstractNumId w:val="6"/>
   </w:num>
-  <w:num w:numId="15">
+  <w:num w:numId="15" w16cid:durableId="1618755424">
     <w:abstractNumId w:val="11"/>
   </w:num>
-  <w:num w:numId="16">
+  <w:num w:numId="16" w16cid:durableId="503712574">
     <w:abstractNumId w:val="16"/>
   </w:num>
-  <w:num w:numId="17">
+  <w:num w:numId="17" w16cid:durableId="1624923182">
     <w:abstractNumId w:val="42"/>
   </w:num>
-  <w:num w:numId="18">
+  <w:num w:numId="18" w16cid:durableId="80641118">
     <w:abstractNumId w:val="13"/>
   </w:num>
-  <w:num w:numId="19">
+  <w:num w:numId="19" w16cid:durableId="1950089880">
     <w:abstractNumId w:val="12"/>
   </w:num>
-  <w:num w:numId="20">
+  <w:num w:numId="20" w16cid:durableId="590511639">
     <w:abstractNumId w:val="18"/>
   </w:num>
-  <w:num w:numId="21">
+  <w:num w:numId="21" w16cid:durableId="928776260">
     <w:abstractNumId w:val="38"/>
   </w:num>
-  <w:num w:numId="22">
+  <w:num w:numId="22" w16cid:durableId="2028208957">
     <w:abstractNumId w:val="37"/>
   </w:num>
-  <w:num w:numId="23">
+  <w:num w:numId="23" w16cid:durableId="201328429">
     <w:abstractNumId w:val="8"/>
   </w:num>
-  <w:num w:numId="24">
+  <w:num w:numId="24" w16cid:durableId="209073141">
     <w:abstractNumId w:val="2"/>
   </w:num>
-  <w:num w:numId="25">
+  <w:num w:numId="25" w16cid:durableId="1462840666">
     <w:abstractNumId w:val="29"/>
   </w:num>
-  <w:num w:numId="26">
+  <w:num w:numId="26" w16cid:durableId="1661156123">
     <w:abstractNumId w:val="35"/>
   </w:num>
-  <w:num w:numId="27">
+  <w:num w:numId="27" w16cid:durableId="2145417870">
     <w:abstractNumId w:val="31"/>
   </w:num>
-  <w:num w:numId="28">
+  <w:num w:numId="28" w16cid:durableId="904805253">
     <w:abstractNumId w:val="33"/>
   </w:num>
-  <w:num w:numId="29">
+  <w:num w:numId="29" w16cid:durableId="1989508880">
     <w:abstractNumId w:val="41"/>
   </w:num>
-  <w:num w:numId="30">
+  <w:num w:numId="30" w16cid:durableId="278298268">
     <w:abstractNumId w:val="17"/>
   </w:num>
-  <w:num w:numId="31">
+  <w:num w:numId="31" w16cid:durableId="1126854602">
     <w:abstractNumId w:val="23"/>
   </w:num>
-  <w:num w:numId="32">
+  <w:num w:numId="32" w16cid:durableId="379288950">
     <w:abstractNumId w:val="32"/>
   </w:num>
-  <w:num w:numId="33">
+  <w:num w:numId="33" w16cid:durableId="797143605">
     <w:abstractNumId w:val="15"/>
   </w:num>
-  <w:num w:numId="34">
+  <w:num w:numId="34" w16cid:durableId="805048894">
     <w:abstractNumId w:val="27"/>
   </w:num>
-  <w:num w:numId="35">
+  <w:num w:numId="35" w16cid:durableId="2033143436">
     <w:abstractNumId w:val="7"/>
   </w:num>
-  <w:num w:numId="36">
+  <w:num w:numId="36" w16cid:durableId="1619019387">
     <w:abstractNumId w:val="9"/>
   </w:num>
-  <w:num w:numId="37">
+  <w:num w:numId="37" w16cid:durableId="689070797">
     <w:abstractNumId w:val="43"/>
   </w:num>
-  <w:num w:numId="38">
+  <w:num w:numId="38" w16cid:durableId="364213886">
     <w:abstractNumId w:val="19"/>
   </w:num>
-  <w:num w:numId="39">
+  <w:num w:numId="39" w16cid:durableId="211427890">
     <w:abstractNumId w:val="40"/>
   </w:num>
-  <w:num w:numId="40">
+  <w:num w:numId="40" w16cid:durableId="1001280103">
     <w:abstractNumId w:val="5"/>
   </w:num>
-  <w:num w:numId="41">
+  <w:num w:numId="41" w16cid:durableId="2041200912">
     <w:abstractNumId w:val="36"/>
   </w:num>
-  <w:num w:numId="42">
+  <w:num w:numId="42" w16cid:durableId="161047694">
     <w:abstractNumId w:val="4"/>
   </w:num>
-  <w:num w:numId="43">
+  <w:num w:numId="43" w16cid:durableId="1968193372">
     <w:abstractNumId w:val="22"/>
   </w:num>
-  <w:num w:numId="44">
+  <w:num w:numId="44" w16cid:durableId="885261426">
     <w:abstractNumId w:val="28"/>
   </w:num>
-  <w:num w:numId="45">
+  <w:num w:numId="45" w16cid:durableId="490027650">
     <w:abstractNumId w:val="34"/>
   </w:num>
-  <w:num w:numId="46">
+  <w:num w:numId="46" w16cid:durableId="1288119196">
     <w:abstractNumId w:val="45"/>
   </w:num>
   <w:numIdMacAtCleanup w:val="1"/>
@@ -12035,7 +12044,7 @@
 </file>
 
 <file path=word/styles.xml><?xml version="1.0" encoding="utf-8"?>
-<w:styles xmlns:mc="http://schemas.openxmlformats.org/markup-compatibility/2006" xmlns:r="http://schemas.openxmlformats.org/officeDocument/2006/relationships" xmlns:w="http://schemas.openxmlformats.org/wordprocessingml/2006/main" xmlns:w14="http://schemas.microsoft.com/office/word/2010/wordml" xmlns:w15="http://schemas.microsoft.com/office/word/2012/wordml" xmlns:w16cex="http://schemas.microsoft.com/office/word/2018/wordml/cex" xmlns:w16cid="http://schemas.microsoft.com/office/word/2016/wordml/cid" xmlns:w16="http://schemas.microsoft.com/office/word/2018/wordml" xmlns:w16sdtdh="http://schemas.microsoft.com/office/word/2020/wordml/sdtdatahash" xmlns:w16se="http://schemas.microsoft.com/office/word/2015/wordml/symex" mc:Ignorable="w14 w15 w16se w16cid w16 w16cex w16sdtdh">
+<w:styles xmlns:mc="http://schemas.openxmlformats.org/markup-compatibility/2006" xmlns:r="http://schemas.openxmlformats.org/officeDocument/2006/relationships" xmlns:w="http://schemas.openxmlformats.org/wordprocessingml/2006/main" xmlns:w14="http://schemas.microsoft.com/office/word/2010/wordml" xmlns:w15="http://schemas.microsoft.com/office/word/2012/wordml" xmlns:w16cex="http://schemas.microsoft.com/office/word/2018/wordml/cex" xmlns:w16cid="http://schemas.microsoft.com/office/word/2016/wordml/cid" xmlns:w16="http://schemas.microsoft.com/office/word/2018/wordml" xmlns:w16du="http://schemas.microsoft.com/office/word/2023/wordml/word16du" xmlns:w16sdtdh="http://schemas.microsoft.com/office/word/2020/wordml/sdtdatahash" xmlns:w16sdtfl="http://schemas.microsoft.com/office/word/2024/wordml/sdtformatlock" xmlns:w16se="http://schemas.microsoft.com/office/word/2015/wordml/symex" mc:Ignorable="w14 w15 w16se w16cid w16 w16cex w16sdtdh w16sdtfl w16du">
   <w:docDefaults>
     <w:rPrDefault>
       <w:rPr>
